--- a/docs/demo-acceptance-test-report.docx
+++ b/docs/demo-acceptance-test-report.docx
@@ -1741,7 +1741,7 @@
     <w:p>
       <w:pPr>
         <w:rPr>
-          <w:rFonts w:ascii="宋体" w:eastAsia="宋体" w:hAnsi="宋体" w:hint="eastAsia"/>
+          <w:rFonts w:ascii="宋体" w:eastAsia="宋体" w:hAnsi="宋体"/>
           <w:sz w:val="24"/>
         </w:rPr>
       </w:pPr>
@@ -3596,38 +3596,20 @@
     <w:p>
       <w:pPr>
         <w:rPr>
+          <w:rFonts w:ascii="宋体" w:eastAsia="宋体" w:hAnsi="宋体"/>
+          <w:b/>
+          <w:bCs/>
+          <w:sz w:val="24"/>
+        </w:rPr>
+      </w:pPr>
+      <w:r>
+        <w:rPr>
           <w:rFonts w:ascii="宋体" w:eastAsia="宋体" w:hAnsi="宋体" w:hint="eastAsia"/>
           <w:b/>
           <w:bCs/>
           <w:sz w:val="24"/>
         </w:rPr>
-      </w:pPr>
-      <w:r>
-        <w:rPr>
-          <w:rFonts w:ascii="宋体" w:eastAsia="宋体" w:hAnsi="宋体" w:hint="eastAsia"/>
-          <w:b/>
-          <w:bCs/>
-          <w:sz w:val="24"/>
-        </w:rPr>
-        <w:t>6</w:t>
-      </w:r>
-      <w:r>
-        <w:rPr>
-          <w:rFonts w:ascii="宋体" w:eastAsia="宋体" w:hAnsi="宋体" w:hint="eastAsia"/>
-          <w:b/>
-          <w:bCs/>
-          <w:sz w:val="24"/>
-        </w:rPr>
-        <w:t>.</w:t>
-      </w:r>
-      <w:r>
-        <w:rPr>
-          <w:rFonts w:ascii="宋体" w:eastAsia="宋体" w:hAnsi="宋体" w:hint="eastAsia"/>
-          <w:b/>
-          <w:bCs/>
-          <w:sz w:val="24"/>
-        </w:rPr>
-        <w:t>最终结论</w:t>
+        <w:t>6.最终结论</w:t>
       </w:r>
     </w:p>
     <w:p>
@@ -3649,7 +3631,7 @@
     <w:p>
       <w:pPr>
         <w:rPr>
-          <w:rFonts w:ascii="宋体" w:eastAsia="宋体" w:hAnsi="宋体" w:hint="eastAsia"/>
+          <w:rFonts w:ascii="宋体" w:eastAsia="宋体" w:hAnsi="宋体"/>
           <w:sz w:val="24"/>
         </w:rPr>
       </w:pPr>
@@ -3727,7 +3709,7 @@
           <w:color w:val="000000"/>
           <w:sz w:val="24"/>
         </w:rPr>
-        <w:t>综合现有证据，当前Demo的核心功能验收结果为有条件通过。正式发布前应补充模型超时、接口失败和用户输入保留测试；同时确认.env文件与API密钥不会上传至GitHub。完成上述检查后，可将Demo代码、验收报告和项目说明作为AI Builder岗位作品集材料。</w:t>
+        <w:t>综合现有证据，当前Demo的核心功能验收结果为有条件通过。</w:t>
       </w:r>
     </w:p>
     <w:sectPr>
